--- a/exports/Ides_Book1_Golden_ONLY_Ch14-19.docx
+++ b/exports/Ides_Book1_Golden_ONLY_Ch14-19.docx
@@ -27,7 +27,7 @@
         <w:br/>
         <w:t>Book 1 reading export · Utica prologue, then Ch 1 dinner · ends at Philippi · author-voice (no em dash)</w:t>
         <w:br/>
-        <w:t>Source: Manuscript 064e923 (2026-10-24) · generated 2026-10-24 00:46 UTC from claude/project-thread-v93zm0 @ 064e923 · source digest 973011a1c0f0636f · chapters 14–19 only</w:t>
+        <w:t>Source: Manuscript 97c24f5 (2026-10-24) · generated 2026-10-24 02:35 UTC from claude/project-thread-v93zm0 @ 97c24f5 · source digest f3c2511b917571e1 · chapters 14–19 only</w:t>
       </w:r>
     </w:p>
     <w:p>
@@ -1522,7 +1522,7 @@
     <w:p>
       <w:r>
         <w:rPr/>
-        <w:t>Tillius Cimber went forward first, as arranged, brother’s exile on his tongue, hands already dishonest with urgency. Cassius watched Caesar’s patience perform itself. The slight turn. The listening face. The clemency brand still wet on the Republic’s memory.</w:t>
+        <w:t>Tillius Cimber went forward first, as arranged, brother’s exile on his tongue, hands already dishonest with urgency. Cassius watched Caesar’s patience perform itself. The slight turn. The listening face. The clemency decrees still wet on the Republic’s memory.</w:t>
       </w:r>
     </w:p>
     <w:p>
@@ -2510,7 +2510,7 @@
     <w:p>
       <w:r>
         <w:rPr/>
-        <w:t>In calm weather the Janus arcade smelled of ink and sweat. In a crisis it smelled of fear with a decimal point.</w:t>
+        <w:t>In calm weather the Janus arcade smelled of ink and sweat. In a crisis it smelled of fear reckoned in twelfths.</w:t>
       </w:r>
     </w:p>
     <w:p>
@@ -2570,7 +2570,7 @@
     <w:p>
       <w:r>
         <w:rPr/>
-        <w:t>“Then buy a list,” Hordeonius said, stylus already moving, “or stop wasting the stool.” Sosia’s mouth twitched toward a joke about Alexandria and died there. The junior was already leaning in for leases, and jokes that named queens out loud became line items. “Gardens, boy, queen: watch which one empties a purse first. I don’t grade grief.” The junior’s loud laugh came back smaller. The stall had taxed it. Hordeonius did not smile. Smiling would have spoiled the next sale.</w:t>
+        <w:t>“Then buy a list,” Hordeonius said, stylus already moving, “or stop wasting the stool.” Sosia’s mouth twitched toward a joke about Alexandria and died there. The junior was already leaning in for leases, and jokes that named queens out loud became entries in a daybook. “Gardens, boy, queen: watch which one empties a purse first. I don’t grade grief.” The junior’s loud laugh came back smaller. The stall had taxed it. Hordeonius did not smile. Smiling would have spoiled the next sale.</w:t>
       </w:r>
     </w:p>
     <w:p>
@@ -2666,7 +2666,7 @@
     <w:p>
       <w:r>
         <w:rPr/>
-        <w:t>Piso’s people made their legality faces. The room smelled of wax and wine. In the outer fringe, before the clauses finished being blows, a widow’s steward asked whether three hundred a head meant bread this Kalends or a story for wine shops. A freedman with one of Caesar’s old house-rings asked whether the freedmen were named. A junior laughed that Decimus’s second line would make knife-men into punchlines, and nobody laughed with him. Antony heard the fringe the way he heard cohorts shifting, noise that would become policy if ignored. He stood where a consul stands when he intends to own the consequences.</w:t>
+        <w:t>Piso’s people made their legality faces. The room smelled of wax and wine. In the outer fringe, before the clauses finished being blows, a widow’s steward asked whether three hundred a head meant bread this Kalends or a story for wine shops. A freedman with one of Caesar’s old house-rings asked whether the freedmen were named. A junior laughed that Decimus’s second line would make knife-men into a mime’s turn, and nobody laughed with him. Antony heard the fringe the way he heard cohorts shifting, noise that would become policy if ignored. He stood where a consul stands when he intends to own the consequences.</w:t>
       </w:r>
     </w:p>
     <w:p>
@@ -2777,7 +2777,7 @@
     <w:p>
       <w:r>
         <w:rPr/>
-        <w:t>Back at the Domus, Phileros had heard the same news at the vestibule. “The house will be stripped for souvenirs,” he whispered when she came in. Souvenirs were not the tragedy. The emptying was.</w:t>
+        <w:t>Back at the Domus, Phileros had heard the same news at the vestibule. “The house will be stripped for keepsakes,” he whispered when she came in. Keepsakes were not the tragedy. The emptying was.</w:t>
       </w:r>
     </w:p>
     <w:p>
@@ -2789,7 +2789,7 @@
     <w:p>
       <w:r>
         <w:rPr/>
-        <w:t>In the street the clauses mutated before sundown. The sum grew. The gardens acquired fountains. The boy acquired a future other people tried to sell as fate. Nysa didn’t buy. Futures were what rich men sold to each other when they were bored.</w:t>
+        <w:t>In the street the clauses mutated before sundown. The sum grew. The gardens acquired fountains. The boy acquired a future other people tried to sell as fate. Nysa didn’t buy. Fates were what rich men sold to each other when they were bored.</w:t>
       </w:r>
     </w:p>
     <w:p>

--- a/exports/Ides_Book1_Golden_ONLY_Ch14-19.docx
+++ b/exports/Ides_Book1_Golden_ONLY_Ch14-19.docx
@@ -27,7 +27,7 @@
         <w:br/>
         <w:t>Book 1 reading export · Utica prologue, then Ch 1 dinner · ends at Philippi · author-voice (no em dash)</w:t>
         <w:br/>
-        <w:t>Source: Manuscript 97c24f5 (2026-10-24) · generated 2026-10-24 02:35 UTC from claude/project-thread-v93zm0 @ 97c24f5 · source digest f3c2511b917571e1 · chapters 14–19 only</w:t>
+        <w:t>Source: Manuscript 1ae5ec8 (2026-10-24) · generated 2026-10-24 06:54 UTC from claude/project-thread-f0m6lx @ 1ae5ec8 · source digest 4d53fbf63d06311b · chapters 14–19 only</w:t>
       </w:r>
     </w:p>
     <w:p>
